--- a/tillsyn/S 965-2022 tillsynsbegäran.docx
+++ b/tillsyn/S 965-2022 tillsynsbegäran.docx
@@ -265,7 +265,7 @@
     <w:r>
       <w:tab/>
       <w:tab/>
-      <w:t>2026-07-13</w:t>
+      <w:t>2026-07-14</w:t>
       <w:br/>
       <w:br/>
     </w:r>

--- a/tillsyn/S 965-2022 tillsynsbegäran.docx
+++ b/tillsyn/S 965-2022 tillsynsbegäran.docx
@@ -265,7 +265,7 @@
     <w:r>
       <w:tab/>
       <w:tab/>
-      <w:t>2026-07-14</w:t>
+      <w:t>2026-07-15</w:t>
       <w:br/>
       <w:br/>
     </w:r>

--- a/tillsyn/S 965-2022 tillsynsbegäran.docx
+++ b/tillsyn/S 965-2022 tillsynsbegäran.docx
@@ -265,7 +265,7 @@
     <w:r>
       <w:tab/>
       <w:tab/>
-      <w:t>2026-07-15</w:t>
+      <w:t>2026-07-16</w:t>
       <w:br/>
       <w:br/>
     </w:r>

--- a/tillsyn/S 965-2022 tillsynsbegäran.docx
+++ b/tillsyn/S 965-2022 tillsynsbegäran.docx
@@ -265,7 +265,7 @@
     <w:r>
       <w:tab/>
       <w:tab/>
-      <w:t>2026-07-16</w:t>
+      <w:t>2026-07-17</w:t>
       <w:br/>
       <w:br/>
     </w:r>

--- a/tillsyn/S 965-2022 tillsynsbegäran.docx
+++ b/tillsyn/S 965-2022 tillsynsbegäran.docx
@@ -265,7 +265,7 @@
     <w:r>
       <w:tab/>
       <w:tab/>
-      <w:t>2026-07-17</w:t>
+      <w:t>2026-07-18</w:t>
       <w:br/>
       <w:br/>
     </w:r>

--- a/tillsyn/S 965-2022 tillsynsbegäran.docx
+++ b/tillsyn/S 965-2022 tillsynsbegäran.docx
@@ -265,7 +265,7 @@
     <w:r>
       <w:tab/>
       <w:tab/>
-      <w:t>2026-07-18</w:t>
+      <w:t>2026-07-19</w:t>
       <w:br/>
       <w:br/>
     </w:r>

--- a/tillsyn/S 965-2022 tillsynsbegäran.docx
+++ b/tillsyn/S 965-2022 tillsynsbegäran.docx
@@ -265,7 +265,7 @@
     <w:r>
       <w:tab/>
       <w:tab/>
-      <w:t>2026-07-19</w:t>
+      <w:t>2026-07-20</w:t>
       <w:br/>
       <w:br/>
     </w:r>

--- a/tillsyn/S 965-2022 tillsynsbegäran.docx
+++ b/tillsyn/S 965-2022 tillsynsbegäran.docx
@@ -65,7 +65,7 @@
     </w:p>
     <w:p>
       <w:r>
-        <w:t>I samrådsanmälan finns fynd av 1 naturvårdsarter, varav 1 är rödlistad och 1 är typisk (T): ryl (VU, T). Se Figur 1.</w:t>
+        <w:t>I samrådsanmälan finns fynd av 2 naturvårdsarter, varav 1 är rödlistad och 2 är typiska (T): ryl (VU, T) och linnea (T). Se Figur 1.</w:t>
       </w:r>
     </w:p>
     <w:p>
@@ -137,6 +137,26 @@
         <w:t xml:space="preserve"> (SLU Artdatabanken, 2026; Nitare &amp; Skogsstyrelsen, 2019).</w:t>
       </w:r>
     </w:p>
+    <w:p>
+      <w:r>
+        <w:rPr>
+          <w:b/>
+        </w:rPr>
+        <w:t xml:space="preserve">Linnea </w:t>
+      </w:r>
+      <w:r>
+        <w:t xml:space="preserve">är typisk art för </w:t>
+      </w:r>
+      <w:r>
+        <w:rPr>
+          <w:i/>
+        </w:rPr>
+        <w:t>9010 Taiga</w:t>
+      </w:r>
+      <w:r>
+        <w:t>. På linnea kan man hitta sporsäcksvampen linnealudd (SLU Artdatabanken, 2025).</w:t>
+      </w:r>
+    </w:p>
     <w:sectPr>
       <w:headerReference w:type="even" r:id="rId8"/>
       <w:headerReference w:type="default" r:id="rId9"/>
@@ -265,7 +285,7 @@
     <w:r>
       <w:tab/>
       <w:tab/>
-      <w:t>2026-07-20</w:t>
+      <w:t>2026-07-21</w:t>
       <w:br/>
       <w:br/>
     </w:r>

--- a/tillsyn/S 965-2022 tillsynsbegäran.docx
+++ b/tillsyn/S 965-2022 tillsynsbegäran.docx
@@ -285,7 +285,7 @@
     <w:r>
       <w:tab/>
       <w:tab/>
-      <w:t>2026-07-21</w:t>
+      <w:t>2026-07-22</w:t>
       <w:br/>
       <w:br/>
     </w:r>

--- a/tillsyn/S 965-2022 tillsynsbegäran.docx
+++ b/tillsyn/S 965-2022 tillsynsbegäran.docx
@@ -285,7 +285,7 @@
     <w:r>
       <w:tab/>
       <w:tab/>
-      <w:t>2026-07-22</w:t>
+      <w:t>2026-07-23</w:t>
       <w:br/>
       <w:br/>
     </w:r>

--- a/tillsyn/S 965-2022 tillsynsbegäran.docx
+++ b/tillsyn/S 965-2022 tillsynsbegäran.docx
@@ -285,7 +285,7 @@
     <w:r>
       <w:tab/>
       <w:tab/>
-      <w:t>2026-07-23</w:t>
+      <w:t>2026-07-24</w:t>
       <w:br/>
       <w:br/>
     </w:r>

--- a/tillsyn/S 965-2022 tillsynsbegäran.docx
+++ b/tillsyn/S 965-2022 tillsynsbegäran.docx
@@ -285,7 +285,7 @@
     <w:r>
       <w:tab/>
       <w:tab/>
-      <w:t>2026-07-24</w:t>
+      <w:t>2026-07-25</w:t>
       <w:br/>
       <w:br/>
     </w:r>

--- a/tillsyn/S 965-2022 tillsynsbegäran.docx
+++ b/tillsyn/S 965-2022 tillsynsbegäran.docx
@@ -285,7 +285,7 @@
     <w:r>
       <w:tab/>
       <w:tab/>
-      <w:t>2026-07-25</w:t>
+      <w:t>2026-07-26</w:t>
       <w:br/>
       <w:br/>
     </w:r>

--- a/tillsyn/S 965-2022 tillsynsbegäran.docx
+++ b/tillsyn/S 965-2022 tillsynsbegäran.docx
@@ -285,7 +285,7 @@
     <w:r>
       <w:tab/>
       <w:tab/>
-      <w:t>2026-07-26</w:t>
+      <w:t>2026-07-27</w:t>
       <w:br/>
       <w:br/>
     </w:r>

--- a/tillsyn/S 965-2022 tillsynsbegäran.docx
+++ b/tillsyn/S 965-2022 tillsynsbegäran.docx
@@ -285,7 +285,7 @@
     <w:r>
       <w:tab/>
       <w:tab/>
-      <w:t>2026-07-27</w:t>
+      <w:t>2026-07-28</w:t>
       <w:br/>
       <w:br/>
     </w:r>

--- a/tillsyn/S 965-2022 tillsynsbegäran.docx
+++ b/tillsyn/S 965-2022 tillsynsbegäran.docx
@@ -285,7 +285,7 @@
     <w:r>
       <w:tab/>
       <w:tab/>
-      <w:t>2026-07-28</w:t>
+      <w:t>2026-07-29</w:t>
       <w:br/>
       <w:br/>
     </w:r>

--- a/tillsyn/S 965-2022 tillsynsbegäran.docx
+++ b/tillsyn/S 965-2022 tillsynsbegäran.docx
@@ -285,7 +285,7 @@
     <w:r>
       <w:tab/>
       <w:tab/>
-      <w:t>2026-07-29</w:t>
+      <w:t>2026-07-30</w:t>
       <w:br/>
       <w:br/>
     </w:r>

--- a/tillsyn/S 965-2022 tillsynsbegäran.docx
+++ b/tillsyn/S 965-2022 tillsynsbegäran.docx
@@ -285,7 +285,7 @@
     <w:r>
       <w:tab/>
       <w:tab/>
-      <w:t>2026-07-30</w:t>
+      <w:t>2026-07-31</w:t>
       <w:br/>
       <w:br/>
     </w:r>

--- a/tillsyn/S 965-2022 tillsynsbegäran.docx
+++ b/tillsyn/S 965-2022 tillsynsbegäran.docx
@@ -285,7 +285,7 @@
     <w:r>
       <w:tab/>
       <w:tab/>
-      <w:t>2026-07-31</w:t>
+      <w:t>2026-08-01</w:t>
       <w:br/>
       <w:br/>
     </w:r>

--- a/tillsyn/S 965-2022 tillsynsbegäran.docx
+++ b/tillsyn/S 965-2022 tillsynsbegäran.docx
@@ -285,7 +285,7 @@
     <w:r>
       <w:tab/>
       <w:tab/>
-      <w:t>2026-08-01</w:t>
+      <w:t>2026-08-02</w:t>
       <w:br/>
       <w:br/>
     </w:r>

--- a/tillsyn/S 965-2022 tillsynsbegäran.docx
+++ b/tillsyn/S 965-2022 tillsynsbegäran.docx
@@ -285,7 +285,7 @@
     <w:r>
       <w:tab/>
       <w:tab/>
-      <w:t>2026-08-02</w:t>
+      <w:t>2026-08-03</w:t>
       <w:br/>
       <w:br/>
     </w:r>

--- a/tillsyn/S 965-2022 tillsynsbegäran.docx
+++ b/tillsyn/S 965-2022 tillsynsbegäran.docx
@@ -285,7 +285,7 @@
     <w:r>
       <w:tab/>
       <w:tab/>
-      <w:t>2026-08-03</w:t>
+      <w:t>2026-08-05</w:t>
       <w:br/>
       <w:br/>
     </w:r>

--- a/tillsyn/S 965-2022 tillsynsbegäran.docx
+++ b/tillsyn/S 965-2022 tillsynsbegäran.docx
@@ -285,7 +285,7 @@
     <w:r>
       <w:tab/>
       <w:tab/>
-      <w:t>2026-08-05</w:t>
+      <w:t>2026-08-07</w:t>
       <w:br/>
       <w:br/>
     </w:r>

--- a/tillsyn/S 965-2022 tillsynsbegäran.docx
+++ b/tillsyn/S 965-2022 tillsynsbegäran.docx
@@ -285,7 +285,7 @@
     <w:r>
       <w:tab/>
       <w:tab/>
-      <w:t>2026-08-07</w:t>
+      <w:t>2026-08-08</w:t>
       <w:br/>
       <w:br/>
     </w:r>

--- a/tillsyn/S 965-2022 tillsynsbegäran.docx
+++ b/tillsyn/S 965-2022 tillsynsbegäran.docx
@@ -60,12 +60,12 @@
         <w:spacing w:after="240"/>
       </w:pPr>
       <w:r>
-        <w:t>Figur 1. Fyndplatser för naturvårdsarter i samrådsanmälan. Markörer utan svart kant är placerade på fyndplatsen. Markörer med svart kant är placerade vid sidan av fyndplatsen har ett svart streck som visar fyndplatsens exakta position. Kartans mittpunktskoordinat är N 6450077, E 440943 i SWEREF 99 TM.</w:t>
+        <w:t>Figur 1. Fyndplatser för naturvårdsarter i samrådsanmälan. Markörer utan svart kant är placerade på fyndplatsen. Markörer med svart kant är placerade vid sidan av fyndplatsen och har ett svart streck som visar fyndplatsens exakta position. Kartans mittpunktskoordinat är N 6450077, E 440943 i SWEREF 99 TM.</w:t>
       </w:r>
     </w:p>
     <w:p>
       <w:r>
-        <w:t>I samrådsanmälan finns fynd av 1 naturvårdsarter, varav 1 är rödlistad och 1 är typisk (T): ryl (VU, T). Se Figur 1.</w:t>
+        <w:t>I samrådsanmälan finns fynd av 2 naturvårdsarter, varav 1 är rödlistad och 2 är typiska (T): ryl (VU, T) och linnea (T). Se Figur 1.</w:t>
       </w:r>
     </w:p>
     <w:p>
@@ -137,6 +137,26 @@
         <w:t xml:space="preserve"> (SLU Artdatabanken, 2026; Nitare &amp; Skogsstyrelsen, 2019).</w:t>
       </w:r>
     </w:p>
+    <w:p>
+      <w:r>
+        <w:rPr>
+          <w:b/>
+        </w:rPr>
+        <w:t xml:space="preserve">Linnea </w:t>
+      </w:r>
+      <w:r>
+        <w:t xml:space="preserve">är typisk art för </w:t>
+      </w:r>
+      <w:r>
+        <w:rPr>
+          <w:i/>
+        </w:rPr>
+        <w:t>9010 Taiga</w:t>
+      </w:r>
+      <w:r>
+        <w:t>. På linnea kan man hitta sporsäcksvampen linnealudd (SLU Artdatabanken, 2025).</w:t>
+      </w:r>
+    </w:p>
     <w:sectPr>
       <w:headerReference w:type="even" r:id="rId8"/>
       <w:headerReference w:type="default" r:id="rId9"/>
@@ -265,7 +285,7 @@
     <w:r>
       <w:tab/>
       <w:tab/>
-      <w:t>2026-08-14</w:t>
+      <w:t>2026-08-15</w:t>
       <w:br/>
       <w:br/>
     </w:r>

--- a/tillsyn/S 965-2022 tillsynsbegäran.docx
+++ b/tillsyn/S 965-2022 tillsynsbegäran.docx
@@ -285,7 +285,7 @@
     <w:r>
       <w:tab/>
       <w:tab/>
-      <w:t>2026-08-15</w:t>
+      <w:t>2026-08-16</w:t>
       <w:br/>
       <w:br/>
     </w:r>

--- a/tillsyn/S 965-2022 tillsynsbegäran.docx
+++ b/tillsyn/S 965-2022 tillsynsbegäran.docx
@@ -285,7 +285,7 @@
     <w:r>
       <w:tab/>
       <w:tab/>
-      <w:t>2026-08-16</w:t>
+      <w:t>2026-08-17</w:t>
       <w:br/>
       <w:br/>
     </w:r>

--- a/tillsyn/S 965-2022 tillsynsbegäran.docx
+++ b/tillsyn/S 965-2022 tillsynsbegäran.docx
@@ -285,7 +285,7 @@
     <w:r>
       <w:tab/>
       <w:tab/>
-      <w:t>2026-08-17</w:t>
+      <w:t>2026-08-18</w:t>
       <w:br/>
       <w:br/>
     </w:r>

--- a/tillsyn/S 965-2022 tillsynsbegäran.docx
+++ b/tillsyn/S 965-2022 tillsynsbegäran.docx
@@ -285,7 +285,7 @@
     <w:r>
       <w:tab/>
       <w:tab/>
-      <w:t>2026-08-18</w:t>
+      <w:t>2026-08-19</w:t>
       <w:br/>
       <w:br/>
     </w:r>

--- a/tillsyn/S 965-2022 tillsynsbegäran.docx
+++ b/tillsyn/S 965-2022 tillsynsbegäran.docx
@@ -285,7 +285,7 @@
     <w:r>
       <w:tab/>
       <w:tab/>
-      <w:t>2026-08-19</w:t>
+      <w:t>2026-08-20</w:t>
       <w:br/>
       <w:br/>
     </w:r>

--- a/tillsyn/S 965-2022 tillsynsbegäran.docx
+++ b/tillsyn/S 965-2022 tillsynsbegäran.docx
@@ -285,7 +285,7 @@
     <w:r>
       <w:tab/>
       <w:tab/>
-      <w:t>2026-08-20</w:t>
+      <w:t>2026-08-21</w:t>
       <w:br/>
       <w:br/>
     </w:r>

--- a/tillsyn/S 965-2022 tillsynsbegäran.docx
+++ b/tillsyn/S 965-2022 tillsynsbegäran.docx
@@ -285,7 +285,7 @@
     <w:r>
       <w:tab/>
       <w:tab/>
-      <w:t>2026-08-21</w:t>
+      <w:t>2026-08-22</w:t>
       <w:br/>
       <w:br/>
     </w:r>

--- a/tillsyn/S 965-2022 tillsynsbegäran.docx
+++ b/tillsyn/S 965-2022 tillsynsbegäran.docx
@@ -285,7 +285,7 @@
     <w:r>
       <w:tab/>
       <w:tab/>
-      <w:t>2026-08-22</w:t>
+      <w:t>2026-08-23</w:t>
       <w:br/>
       <w:br/>
     </w:r>

--- a/tillsyn/S 965-2022 tillsynsbegäran.docx
+++ b/tillsyn/S 965-2022 tillsynsbegäran.docx
@@ -285,7 +285,7 @@
     <w:r>
       <w:tab/>
       <w:tab/>
-      <w:t>2026-08-23</w:t>
+      <w:t>2026-08-24</w:t>
       <w:br/>
       <w:br/>
     </w:r>

--- a/tillsyn/S 965-2022 tillsynsbegäran.docx
+++ b/tillsyn/S 965-2022 tillsynsbegäran.docx
@@ -285,7 +285,7 @@
     <w:r>
       <w:tab/>
       <w:tab/>
-      <w:t>2026-08-24</w:t>
+      <w:t>2026-08-25</w:t>
       <w:br/>
       <w:br/>
     </w:r>

--- a/tillsyn/S 965-2022 tillsynsbegäran.docx
+++ b/tillsyn/S 965-2022 tillsynsbegäran.docx
@@ -285,7 +285,7 @@
     <w:r>
       <w:tab/>
       <w:tab/>
-      <w:t>2026-08-25</w:t>
+      <w:t>2026-08-26</w:t>
       <w:br/>
       <w:br/>
     </w:r>

--- a/tillsyn/S 965-2022 tillsynsbegäran.docx
+++ b/tillsyn/S 965-2022 tillsynsbegäran.docx
@@ -285,7 +285,7 @@
     <w:r>
       <w:tab/>
       <w:tab/>
-      <w:t>2026-08-26</w:t>
+      <w:t>2026-08-27</w:t>
       <w:br/>
       <w:br/>
     </w:r>

--- a/tillsyn/S 965-2022 tillsynsbegäran.docx
+++ b/tillsyn/S 965-2022 tillsynsbegäran.docx
@@ -285,7 +285,7 @@
     <w:r>
       <w:tab/>
       <w:tab/>
-      <w:t>2026-08-27</w:t>
+      <w:t>2026-08-28</w:t>
       <w:br/>
       <w:br/>
     </w:r>

--- a/tillsyn/S 965-2022 tillsynsbegäran.docx
+++ b/tillsyn/S 965-2022 tillsynsbegäran.docx
@@ -285,7 +285,7 @@
     <w:r>
       <w:tab/>
       <w:tab/>
-      <w:t>2026-08-28</w:t>
+      <w:t>2026-08-29</w:t>
       <w:br/>
       <w:br/>
     </w:r>

--- a/tillsyn/S 965-2022 tillsynsbegäran.docx
+++ b/tillsyn/S 965-2022 tillsynsbegäran.docx
@@ -285,7 +285,7 @@
     <w:r>
       <w:tab/>
       <w:tab/>
-      <w:t>2026-08-29</w:t>
+      <w:t>2026-08-31</w:t>
       <w:br/>
       <w:br/>
     </w:r>

--- a/tillsyn/S 965-2022 tillsynsbegäran.docx
+++ b/tillsyn/S 965-2022 tillsynsbegäran.docx
@@ -285,7 +285,7 @@
     <w:r>
       <w:tab/>
       <w:tab/>
-      <w:t>2026-08-31</w:t>
+      <w:t>2026-09-01</w:t>
       <w:br/>
       <w:br/>
     </w:r>

--- a/tillsyn/S 965-2022 tillsynsbegäran.docx
+++ b/tillsyn/S 965-2022 tillsynsbegäran.docx
@@ -285,7 +285,7 @@
     <w:r>
       <w:tab/>
       <w:tab/>
-      <w:t>2026-09-01</w:t>
+      <w:t>2026-09-02</w:t>
       <w:br/>
       <w:br/>
     </w:r>

--- a/tillsyn/S 965-2022 tillsynsbegäran.docx
+++ b/tillsyn/S 965-2022 tillsynsbegäran.docx
@@ -285,7 +285,7 @@
     <w:r>
       <w:tab/>
       <w:tab/>
-      <w:t>2026-09-02</w:t>
+      <w:t>2026-09-03</w:t>
       <w:br/>
       <w:br/>
     </w:r>

--- a/tillsyn/S 965-2022 tillsynsbegäran.docx
+++ b/tillsyn/S 965-2022 tillsynsbegäran.docx
@@ -285,7 +285,7 @@
     <w:r>
       <w:tab/>
       <w:tab/>
-      <w:t>2026-09-03</w:t>
+      <w:t>2026-09-04</w:t>
       <w:br/>
       <w:br/>
     </w:r>

--- a/tillsyn/S 965-2022 tillsynsbegäran.docx
+++ b/tillsyn/S 965-2022 tillsynsbegäran.docx
@@ -285,7 +285,7 @@
     <w:r>
       <w:tab/>
       <w:tab/>
-      <w:t>2026-09-04</w:t>
+      <w:t>2026-09-05</w:t>
       <w:br/>
       <w:br/>
     </w:r>

--- a/tillsyn/S 965-2022 tillsynsbegäran.docx
+++ b/tillsyn/S 965-2022 tillsynsbegäran.docx
@@ -285,7 +285,7 @@
     <w:r>
       <w:tab/>
       <w:tab/>
-      <w:t>2026-09-05</w:t>
+      <w:t>2026-09-06</w:t>
       <w:br/>
       <w:br/>
     </w:r>

--- a/tillsyn/S 965-2022 tillsynsbegäran.docx
+++ b/tillsyn/S 965-2022 tillsynsbegäran.docx
@@ -285,7 +285,7 @@
     <w:r>
       <w:tab/>
       <w:tab/>
-      <w:t>2026-09-06</w:t>
+      <w:t>2026-09-07</w:t>
       <w:br/>
       <w:br/>
     </w:r>

--- a/tillsyn/S 965-2022 tillsynsbegäran.docx
+++ b/tillsyn/S 965-2022 tillsynsbegäran.docx
@@ -285,7 +285,7 @@
     <w:r>
       <w:tab/>
       <w:tab/>
-      <w:t>2026-09-07</w:t>
+      <w:t>2026-09-08</w:t>
       <w:br/>
       <w:br/>
     </w:r>

--- a/tillsyn/S 965-2022 tillsynsbegäran.docx
+++ b/tillsyn/S 965-2022 tillsynsbegäran.docx
@@ -285,7 +285,7 @@
     <w:r>
       <w:tab/>
       <w:tab/>
-      <w:t>2026-09-08</w:t>
+      <w:t>2026-09-09</w:t>
       <w:br/>
       <w:br/>
     </w:r>

--- a/tillsyn/S 965-2022 tillsynsbegäran.docx
+++ b/tillsyn/S 965-2022 tillsynsbegäran.docx
@@ -285,7 +285,7 @@
     <w:r>
       <w:tab/>
       <w:tab/>
-      <w:t>2026-09-09</w:t>
+      <w:t>2026-09-10</w:t>
       <w:br/>
       <w:br/>
     </w:r>

--- a/tillsyn/S 965-2022 tillsynsbegäran.docx
+++ b/tillsyn/S 965-2022 tillsynsbegäran.docx
@@ -285,7 +285,7 @@
     <w:r>
       <w:tab/>
       <w:tab/>
-      <w:t>2026-09-10</w:t>
+      <w:t>2026-09-11</w:t>
       <w:br/>
       <w:br/>
     </w:r>

--- a/tillsyn/S 965-2022 tillsynsbegäran.docx
+++ b/tillsyn/S 965-2022 tillsynsbegäran.docx
@@ -285,7 +285,7 @@
     <w:r>
       <w:tab/>
       <w:tab/>
-      <w:t>2026-09-11</w:t>
+      <w:t>2026-09-12</w:t>
       <w:br/>
       <w:br/>
     </w:r>
